--- a/05_Website_Angular/docs/Linaw-PH-Updated-Manuscript-Sections.docx
+++ b/05_Website_Angular/docs/Linaw-PH-Updated-Manuscript-Sections.docx
@@ -1072,7 +1072,7 @@
                 <w:sz w:val="17"/>
                 <w:szCs w:val="17"/>
               </w:rPr>
-              <w:t>Eight automated suites (198 tests) and nine browser walkthroughs also run before the ISO 25010 evaluation; the four suites run on every code change under continuous integration.</w:t>
+              <w:t>Eight automated suites (209 tests) and nine browser walkthroughs also run before the ISO 25010 evaluation; the four suites run on every code change under continuous integration.</w:t>
             </w:r>
           </w:p>
         </w:tc>

--- a/05_Website_Angular/docs/Linaw-PH-Updated-Manuscript-Sections.docx
+++ b/05_Website_Angular/docs/Linaw-PH-Updated-Manuscript-Sections.docx
@@ -3999,7 +3999,7 @@
           <w:sz w:val="24"/>
           <w:szCs w:val="24"/>
         </w:rPr>
-        <w:t>The system is verified at three levels. The first is automated regression testing, which covers eight areas and runs in full on every change to the source code. Fifty-one tests cover the matching engine: the weighting of each component, the boundaries of the three tiers, the treatment of unspecified requirements, the rounding rule, the half credit given to a matched skill for which no source was named, and checks confirming that the skill vocabulary never equates two genuinely different skills. Fifty-two tests start the real server against a temporary PostgreSQL database and drive it over HTTP, verifying registration and sign-in, role-based access control, the rule that one applicant cannot read or modify another applicant's resume, the rule that a recruiter only ever sees applications belonging to their own company, the prevention of duplicate applications to the same posting, the conditions under which an application may be withdrawn, the guarantee that a stated source must correspond to an entry the resume actually contains, and the rule that an applicant is shown the reason recorded for a decision but never the name of the staff member who made it. Thirteen tests drive the same operations through the browser implementation and the server implementation and assert that the two produce identical results, so the score an applicant previews and the score a recruiter reads cannot diverge. Twenty-six tests cover the rule-based document reader against real resume shapes. Ten tests confirm that every message the system sends is actually delivered — verification and password-reset codes, the recruiter's new-application notice, status changes, job alerts, and interview invitations — by receiving them from a local mail server, and confirm that nothing is sent to an applicant who has switched notifications off or to an address with no account. A further ten tests cover the optional resume-extraction feature against a local stand-in for the language model service, confirming above all that the model's output is treated as untrusted: a malformed or hostile reply cannot place unbounded text, invalid education levels, or implausible quantities into an applicant's resume, and no score is ever returned from that route. One hundred and sixty automated tests run in total, through a continuous integration workflow that also builds the front end and type-checks the server, so that a regression is detected before it can reach the deployed system.</w:t>
+        <w:t>The system is verified at three levels. The first is automated regression testing, which covers eight areas and runs in full on every change to the source code. Fifty-nine tests cover the matching engine: the weighting of each component, the boundaries of the three tiers, the treatment of unspecified requirements, the rounding rule, the half credit given to a matched skill for which no source was named, and checks confirming that the skill vocabulary never equates two genuinely different skills. Fifty-six tests start the real server against a temporary PostgreSQL database and drive it over HTTP, verifying registration and sign-in, role-based access control, the rule that one applicant cannot read or modify another applicant's resume, the rule that a recruiter only ever sees applications belonging to their own company, the prevention of duplicate applications to the same posting, the conditions under which an application may be withdrawn, the guarantee that a stated source must correspond to an entry the resume actually contains, and the rule that an applicant is shown the reason recorded for a decision but never the name of the staff member who made it. Thirteen tests drive the same operations through the browser implementation and the server implementation and assert that the two produce identical results, so the score an applicant previews and the score a recruiter reads cannot diverge. Twenty-six tests cover the rule-based document reader against real resume shapes. Ten tests confirm that every message the system sends is actually delivered — verification and password-reset codes, the recruiter's new-application notice, status changes, job alerts, and interview invitations — by receiving them from a local mail server, and confirm that nothing is sent to an applicant who has switched notifications off or to an address with no account. A further ten tests cover the optional resume-extraction feature against a local stand-in for the language model service, confirming above all that the model's output is treated as untrusted: a malformed or hostile reply cannot place unbounded text, invalid education levels, or implausible quantities into an applicant's resume, and no score is ever returned from that route. One hundred and sixty automated tests run in total, through a continuous integration workflow that also builds the front end and type-checks the server, so that a regression is detected before it can reach the deployed system.</w:t>
       </w:r>
     </w:p>
     <w:p>

--- a/05_Website_Angular/docs/Linaw-PH-Updated-Manuscript-Sections.docx
+++ b/05_Website_Angular/docs/Linaw-PH-Updated-Manuscript-Sections.docx
@@ -740,7 +740,7 @@
                 <w:sz w:val="17"/>
                 <w:szCs w:val="17"/>
               </w:rPr>
-              <w:t>The weights are fixed and published: skills 50 %, education 25 %, experience 25 %; tiers at 80 and 50. They live in a database configuration row, so they remain adjustable. The skills component carries a second term: a matched skill counts in full when the applicant has named where they used it and at half when they have not.</w:t>
+              <w:t>The default weights are skills 50 %, education 25 %, experience 25 %, which a recruiter may rebalance per opening; tiers at 80 and 50. They live in a database configuration row, so they remain adjustable. The skills component carries a second term: a matched skill counts in full when the applicant has named where they used it and at half when they have not.</w:t>
             </w:r>
           </w:p>
         </w:tc>
@@ -1778,7 +1778,7 @@
           <w:sz w:val="24"/>
           <w:szCs w:val="24"/>
         </w:rPr>
-        <w:t>At the centre of the system is an ATS-inspired job matching feature. Once a job seeker completes the guided builder, the system compares the structured contents of the resume — the skills claimed, the highest educational level attained, and the total months of work experience recorded — against the requirements stated in each opening posted by a partner company. The comparison produces a compatibility score expressed as a percentage, computed from three fixed and published weights: skills contribute 50 percent, education 25 percent, and experience 25 percent. Applicants are ranked per posting by that score and grouped into three tiers — a strong match at 80 percent and above, a possible match from 50 to 79 percent, and a related match below 50 percent. New applications are routed to the recruiter who owns the posting's department, so that information technology applicants reach the information technology recruiter and customer support applicants reach the customer support recruiter. When there is no strong match, the system does not reject the applicant. It shows the score honestly, tells the applicant how many of the required skills their resume does not carry and of what kind, and continues to recommend related positions drawn from the same transferable skills. The matching feature is therefore a decision-support tool: it computes, explains, and orders, but every status change is made by a named human recruiter and recorded as such, so final hiring decisions always remain with the human recruiter.</w:t>
+        <w:t>At the centre of the system is an ATS-inspired job matching feature. Once a job seeker completes the guided builder, the system compares the structured contents of the resume — the skills claimed, the highest educational level attained, and the total months of work experience recorded — against the requirements stated in each opening posted by a partner company. The comparison produces a compatibility score expressed as a percentage, computed from three weights that default to skills 50 percent, education 25 percent, and experience 25 percent, which a recruiter may rebalance for an individual opening; the weighting an opening uses is shown to every applicant it scores. Applicants are ranked per posting by that score and grouped into three tiers — a strong match at 80 percent and above, a possible match from 50 to 79 percent, and a related match below 50 percent. New applications are routed to the recruiter who owns the posting's department, so that information technology applicants reach the information technology recruiter and customer support applicants reach the customer support recruiter. When there is no strong match, the system does not reject the applicant. It shows the score honestly, tells the applicant how many of the required skills their resume does not carry and of what kind, and continues to recommend related positions drawn from the same transferable skills. The matching feature is therefore a decision-support tool: it computes, explains, and orders, but every status change is made by a named human recruiter and recorded as such, so final hiring decisions always remain with the human recruiter.</w:t>
       </w:r>
     </w:p>
     <w:p>
@@ -1938,7 +1938,7 @@
           <w:sz w:val="24"/>
           <w:szCs w:val="24"/>
         </w:rPr>
-        <w:t>The Input section contains five main components. The first is the resume structure and designs. Resume content is organised using three widely recognised formats — chronological, functional, and combination — which determine the order in which sections appear; that content is then rendered through any of fourteen visual designs (Classic, Modern, Minimal, Executive, Banner, Split, Bar, Categorised, Traditional, Clean, Compact, Senior, Graduate, and Technical). All fourteen are single-column and contain no tables, text boxes, multiple columns, or graphics, so the applicant's choice of design is purely visual and never changes how the resume is read or scored. The second is the job seeker information, which includes the personal details, educational background, work experience, skills, and certifications that applicants enter through the guided builder — each skill accompanied by the entry on the same resume where the applicant states they used it — together with an optional resume file that the applicant may upload in their own format. The third is the recruiter and company information, which includes company profiles and job postings — each posting containing the position title, department, employment type, location, job description, required skills, minimum educational level, minimum months of experience, and an optional closing date, which together serve as the basis for matching. The fourth is the educational resources, which include resume writing tips, ATS optimisation guides, and step-by-step resume building instructions that help users create better resumes. The fifth is the matching criteria, which consist of the canonical skill vocabulary used to compare equivalent terms, the scoring weights (skills 50 percent, education 25 percent, experience 25 percent), the rule that a matched skill counts in full when the applicant has named its source on their resume and at half when they have not, and the tier thresholds (strong at 80 percent and above, possible from 50 to 79 percent, related below 50 percent). These weights and thresholds are stored as configuration values in the database rather than fixed in program code, so that they can be adjusted during testing without rebuilding the system.</w:t>
+        <w:t>The Input section contains five main components. The first is the resume structure and designs. Resume content is organised using three widely recognised formats — chronological, functional, and combination — which determine the order in which sections appear; that content is then rendered through any of fourteen visual designs (Classic, Modern, Minimal, Executive, Banner, Split, Bar, Categorised, Traditional, Clean, Compact, Senior, Graduate, and Technical). All fourteen are single-column and contain no tables, text boxes, multiple columns, or graphics, so the applicant's choice of design is purely visual and never changes how the resume is read or scored. The second is the job seeker information, which includes the personal details, educational background, work experience, skills, and certifications that applicants enter through the guided builder — each skill accompanied by the entry on the same resume where the applicant states they used it — together with an optional resume file that the applicant may upload in their own format. The third is the recruiter and company information, which includes company profiles and job postings — each posting containing the position title, department, employment type, location, job description, required skills, minimum educational level, minimum months of experience, and an optional closing date, which together serve as the basis for matching. The fourth is the educational resources, which include resume writing tips, ATS optimisation guides, and step-by-step resume building instructions that help users create better resumes. The fifth is the matching criteria, which consist of the canonical skill vocabulary used to compare equivalent terms, the default scoring weights (skills 50 percent, education 25 percent, experience 25 percent), adjustable per opening, the rule that a matched skill counts in full when the applicant has named its source on their resume and at half when they have not, and the tier thresholds (strong at 80 percent and above, possible from 50 to 79 percent, related below 50 percent). These weights and thresholds are stored as configuration values in the database rather than fixed in program code, so that they can be adjusted during testing without rebuilding the system.</w:t>
       </w:r>
     </w:p>
     <w:p>
@@ -2095,7 +2095,7 @@
           <w:sz w:val="18"/>
           <w:szCs w:val="18"/>
         </w:rPr>
-        <w:t xml:space="preserve">Two objectives are new — the administrator account and data protection — and the matching objective now states the published weights and tiers instead of leaving them open.</w:t>
+        <w:t>Two objectives are new — the administrator account and data protection — and the matching objective now states the default weights and tiers instead of leaving them open.</w:t>
       </w:r>
     </w:p>
     <w:p>
@@ -2283,7 +2283,7 @@
           <w:sz w:val="24"/>
           <w:szCs w:val="24"/>
         </w:rPr>
-        <w:t>To develop an ATS-inspired job matching feature that compares the skills, educational attainment, and work experience recorded in an applicant's structured resume against the requirements of posted positions, computes a compatibility score from published weights of 50 percent for skills, 25 percent for education, and 25 percent for experience, classifies each result as a strong match at 80 percent and above, a possible match from 50 to 79 percent, or a related match below 50 percent, ranks applicants for each job posting, states plainly how many of a posting’s required skills an applicant’s resume does not carry and of what kind, and recommends related positions based on transferable skills when no strong match exists — serving as a decision-support tool that assists recruiters without ever automatically rejecting an applicant or replacing the recruiter's judgment.</w:t>
+        <w:t>To develop an ATS-inspired job matching feature that compares the skills, educational attainment, and work experience recorded in an applicant's structured resume against the requirements of posted positions, computes a compatibility score from default weights of 50 percent for skills, 25 percent for education, and 25 percent for experience, which a recruiter may rebalance for an individual opening, classifies each result as a strong match at 80 percent and above, a possible match from 50 to 79 percent, or a related match below 50 percent, ranks applicants for each job posting, states plainly how many of a posting’s required skills an applicant’s resume does not carry and of what kind, and recommends related positions based on transferable skills when no strong match exists — serving as a decision-support tool that assists recruiters without ever automatically rejecting an applicant or replacing the recruiter's judgment.</w:t>
       </w:r>
     </w:p>
     <w:p>
@@ -2814,7 +2814,7 @@
           <w:sz w:val="24"/>
           <w:szCs w:val="24"/>
         </w:rPr>
-        <w:t xml:space="preserve">The matching feature is ATS-inspired and rule-based. It compares structured resume data against structured posting requirements using a fixed, published, weighted formula, and it is deterministic — the same resume and the same posting always produce the same score, and that score can always be explained to the applicant and the recruiter. No machine learning, statistical model, or artificial intelligence of any kind takes part in computing a score, ranking applicants, or recommending positions, and the system does not connect to any external job listing API, job board, or live employment database.</w:t>
+        <w:t>The matching feature is ATS-inspired and rule-based. It compares structured resume data against structured posting requirements using a fixed, transparent, weighted formula, and it is deterministic — the same resume and the same posting always produce the same score, and that score can always be explained to the applicant and the recruiter. No machine learning, statistical model, or artificial intelligence of any kind takes part in computing a score, ranking applicants, or recommending positions, and the system does not connect to any external job listing API, job board, or live employment database.</w:t>
       </w:r>
     </w:p>
     <w:p>
@@ -3795,7 +3795,7 @@
           <w:sz w:val="24"/>
           <w:szCs w:val="24"/>
         </w:rPr>
-        <w:t>where S is the proportion of the posting's required skills that the applicant's resume also lists, counted so that a required skill the applicant has named a source for contributes a whole and one they have not contributes a half; E is the applicant's highest educational level divided by the level the posting requires, and X is the applicant's total months of work experience divided by the months the posting requires. E and X are capped at 1.0, so exceeding a requirement neither earns extra credit nor penalises an applicant, and any requirement a posting leaves unspecified contributes a full component rather than a penalty. The result is rounded half-up to a whole percentage between 0 and 100. Applicants are then ranked per posting by score and placed in one of three tiers: a strong match at 80 percent and above, a possible match from 50 to 79 percent, and a related match below 50 percent. Applicants who do not reach the strong threshold for a given posting are matched against related postings through shared and transferable skills, so that the system suggests alternative positions instead of leaving them without results.</w:t>
+        <w:t>where S is the proportion of the posting's required skills that the applicant's resume also lists, counted so that a required skill the applicant has named a source for contributes a whole and one they have not contributes a half; E is the applicant's highest educational level divided by the level the posting requires, and X is the applicant's total months of work experience divided by the months the posting requires. E and X are capped at 1.0, so exceeding a requirement neither earns extra credit nor penalises an applicant, and any requirement a posting leaves unspecified contributes a full component rather than a penalty. The coefficients 0.50, 0.25 and 0.25 are the default balance; a recruiter may set a different one for an individual opening, provided the three total 100 percent and none falls below 10 percent, and each applicant is scored on the weighting the opening they applied to actually uses. The result is rounded half-up to a whole percentage between 0 and 100. Applicants are then ranked per posting by score and placed in one of three tiers: a strong match at 80 percent and above, a possible match from 50 to 79 percent, and a related match below 50 percent. Applicants who do not reach the strong threshold for a given posting are matched against related postings through shared and transferable skills, so that the system suggests alternative positions instead of leaving them without results.</w:t>
       </w:r>
     </w:p>
     <w:p>
@@ -4826,7 +4826,7 @@
           <w:sz w:val="24"/>
           <w:szCs w:val="24"/>
         </w:rPr>
-        <w:t>Two further safeguards address the fairness concerns raised by automated screening. First, the system never automatically rejects an applicant: a low score changes what the system recommends, never whether the application is received, and every change to an application's status is recorded together with the name of the recruiter who made it, so that responsibility for every decision rests with an identifiable person. Second, the scoring is transparent to the person being scored: the weights are published within the system, each applicant can see the score any posting gives them, and the system states how many of the required skills the resume does not carry and of what kind, so that applicants are told where they fall short rather than being silently filtered out.</w:t>
+        <w:t>Two further safeguards address the fairness concerns raised by automated screening. First, the system never automatically rejects an applicant: a low score changes what the system recommends, never whether the application is received, and every change to an application's status is recorded together with the name of the recruiter who made it, so that responsibility for every decision rests with an identifiable person. Second, the scoring is transparent to the person being scored: the weights are shown within the system, each applicant can see the score any posting gives them, and the system states how many of the required skills the resume does not carry and of what kind, so that applicants are told where they fall short rather than being silently filtered out.</w:t>
       </w:r>
     </w:p>
     <w:p>
@@ -5959,7 +5959,7 @@
           <w:sz w:val="19"/>
           <w:szCs w:val="19"/>
         </w:rPr>
-        <w:t xml:space="preserve">The scoring formula counts skills, education, and experience only. For a fresh graduate — the study's own target user — the experience component is almost always zero, which caps their score at 75 percent no matter how well they fit. Folding certifications and projects into that component would help them, but it changes the published 50/25/25 weighting, so it is a research decision rather than a coding one. The revisions above describe the system as it stands. If you decide to change the weighting, tell us and we will update the engine and the two affected paragraphs together.</w:t>
+        <w:t>The scoring formula counts skills, education, and experience only. For a fresh graduate — the study's own target user — the experience component is almost always zero, which caps their score at 75 percent no matter how well they fit. Folding certifications and projects into that component would help them, but it changes the default 50/25/25 weighting, so it is a research decision rather than a coding one. The revisions above describe the system as it stands. If you decide to change the weighting, tell us and we will update the engine and the two affected paragraphs together.</w:t>
       </w:r>
     </w:p>
     <w:sectPr>

--- a/05_Website_Angular/docs/Linaw-PH-Updated-Manuscript-Sections.docx
+++ b/05_Website_Angular/docs/Linaw-PH-Updated-Manuscript-Sections.docx
@@ -1072,7 +1072,7 @@
                 <w:sz w:val="17"/>
                 <w:szCs w:val="17"/>
               </w:rPr>
-              <w:t>Eight automated suites (209 tests) and nine browser walkthroughs also run before the ISO 25010 evaluation; the four suites run on every code change under continuous integration.</w:t>
+              <w:t>Ten automated suites (222 tests) and nine browser walkthroughs also run before the ISO 25010 evaluation; the four suites run on every code change under continuous integration.</w:t>
             </w:r>
           </w:p>
         </w:tc>

--- a/05_Website_Angular/docs/Linaw-PH-Updated-Manuscript-Sections.docx
+++ b/05_Website_Angular/docs/Linaw-PH-Updated-Manuscript-Sections.docx
@@ -1072,7 +1072,7 @@
                 <w:sz w:val="17"/>
                 <w:szCs w:val="17"/>
               </w:rPr>
-              <w:t>Ten automated suites (222 tests) and nine browser walkthroughs also run before the ISO 25010 evaluation; the four suites run on every code change under continuous integration.</w:t>
+              <w:t>Eleven automated suites (228 tests) and nine browser walkthroughs also run before the ISO 25010 evaluation; the suites run on every code change under continuous integration.</w:t>
             </w:r>
           </w:p>
         </w:tc>
@@ -2934,7 +2934,7 @@
           <w:sz w:val="24"/>
           <w:szCs w:val="24"/>
         </w:rPr>
-        <w:t xml:space="preserve">The system covers recruitment-stage activities only. A recruiter may send an applicant an interview invitation by email through the system, but the system does not manage interview calendars or scheduling, and it does not include examinations, background checking, onboarding, payroll, or other post-selection human resource functions.</w:t>
+        <w:t>The system covers recruitment-stage activities only. A recruiter may send an applicant an interview invitation by email through the system, and may attach a proposed date, length and place, which the applicant can add to their own calendar in one step from the message. The system does not manage interview availability, rescheduling or room booking, it does not read or write anyone's calendar on their behalf, and it does not include examinations, background checking, onboarding, payroll, or other post-selection human resource functions.</w:t>
       </w:r>
     </w:p>
     <w:p>
@@ -3999,7 +3999,7 @@
           <w:sz w:val="24"/>
           <w:szCs w:val="24"/>
         </w:rPr>
-        <w:t>The system is verified at three levels. The first is automated regression testing, which covers eight areas and runs in full on every change to the source code. Fifty-nine tests cover the matching engine: the weighting of each component, the boundaries of the three tiers, the treatment of unspecified requirements, the rounding rule, the half credit given to a matched skill for which no source was named, and checks confirming that the skill vocabulary never equates two genuinely different skills. Fifty-six tests start the real server against a temporary PostgreSQL database and drive it over HTTP, verifying registration and sign-in, role-based access control, the rule that one applicant cannot read or modify another applicant's resume, the rule that a recruiter only ever sees applications belonging to their own company, the prevention of duplicate applications to the same posting, the conditions under which an application may be withdrawn, the guarantee that a stated source must correspond to an entry the resume actually contains, and the rule that an applicant is shown the reason recorded for a decision but never the name of the staff member who made it. Thirteen tests drive the same operations through the browser implementation and the server implementation and assert that the two produce identical results, so the score an applicant previews and the score a recruiter reads cannot diverge. Twenty-six tests cover the rule-based document reader against real resume shapes. Ten tests confirm that every message the system sends is actually delivered — verification and password-reset codes, the recruiter's new-application notice, status changes, job alerts, and interview invitations — by receiving them from a local mail server, and confirm that nothing is sent to an applicant who has switched notifications off or to an address with no account. A further ten tests cover the optional resume-extraction feature against a local stand-in for the language model service, confirming above all that the model's output is treated as untrusted: a malformed or hostile reply cannot place unbounded text, invalid education levels, or implausible quantities into an applicant's resume, and no score is ever returned from that route. One hundred and sixty automated tests run in total, through a continuous integration workflow that also builds the front end and type-checks the server, so that a regression is detected before it can reach the deployed system.</w:t>
+        <w:t>The system is verified at three levels. The first is automated regression testing, which covers eleven suites and runs in full on every change to the source code. Sixty-one tests cover the matching engine: the weighting of each component, the boundaries of the three tiers, the treatment of unspecified requirements, the rounding rule, the half credit given to a matched skill for which no source was named, and checks confirming that the skill vocabulary never equates two genuinely different skills. Fifty-seven tests start the real server against a temporary PostgreSQL database and drive it over HTTP, verifying registration and sign-in, role-based access control, the rule that one applicant cannot read or modify another applicant's resume, the rule that a recruiter only ever sees applications belonging to their own company, the prevention of duplicate applications to the same posting, the conditions under which an application may be withdrawn, the guarantee that a stated source must correspond to an entry the resume actually contains, and the rule that an applicant is shown the reason recorded for a decision but never the name of the staff member who made it. Thirteen tests drive the same operations through the browser implementation and the server implementation and assert that the two produce identical results, so the score an applicant previews and the score a recruiter reads cannot diverge. Forty-six tests cover the rule-based document reader against real resume shapes. Eleven tests confirm that every message the system sends is actually delivered — verification and password-reset codes, the recruiter's new-application notice, status changes, job alerts, and interview invitations, including the calendar file attached when a recruiter proposes an interview time — by receiving them from a local mail server, and confirm that nothing is sent to an applicant who has switched notifications off or to an address with no account. A further ten tests cover the optional resume-extraction feature against a local stand-in for the language model service, confirming above all that the model's output is treated as untrusted: a malformed or hostile reply cannot place unbounded text, invalid education levels, or implausible quantities into an applicant's resume, and no score is ever returned from that route. Two hundred and twenty-eight automated tests run in total across eleven suites, the remainder covering file storage, the outgoing mail transport, cross-side integration, the interview calendar file and a four-thousand-case check of the scoring formula, through a continuous integration workflow that also builds the front end and type-checks the server, so that a regression is detected before it can reach the deployed system.</w:t>
       </w:r>
     </w:p>
     <w:p>

--- a/05_Website_Angular/docs/Linaw-PH-Updated-Manuscript-Sections.docx
+++ b/05_Website_Angular/docs/Linaw-PH-Updated-Manuscript-Sections.docx
@@ -3455,7 +3455,7 @@
           <w:sz w:val="18"/>
           <w:szCs w:val="18"/>
         </w:rPr>
-        <w:t xml:space="preserve">Why this changed:  </w:t>
+        <w:t>Why this changed:  The model itself changed, from Agile to Waterfall, and the paper now says why: the evaluation is a research instrument that needs one finished, unchanging system for every respondent, which an iterative model would not give. The development phase now also names the administrative module. Figure 2 no longer shows a feedback loop back to Phase 1.</w:t>
       </w:r>
       <w:r>
         <w:rPr>
@@ -3466,7 +3466,6 @@
           <w:sz w:val="18"/>
           <w:szCs w:val="18"/>
         </w:rPr>
-        <w:t xml:space="preserve">Mostly unchanged. The development phase now names the administrative module, and the justification for Agile now points to the fact that the scoring weights are stored as configuration precisely so they can be tuned during testing.</w:t>
       </w:r>
     </w:p>
     <w:p>
@@ -3517,7 +3516,7 @@
           <w:sz w:val="24"/>
           <w:szCs w:val="24"/>
         </w:rPr>
-        <w:t xml:space="preserve">The system will be developed using the Agile model. The researchers chose this approach mainly because it is flexible — unlike other development models, Agile does not require the team to have everything figured out before they start building. The system can be developed in stages, and adjustments can be made along the way based on what the testing and feedback show. This is especially important for this project because it involves two distinct user groups whose needs may pull the design in different directions, and because the behaviour of the matching feature is expected to be tuned repeatedly based on testing. For this reason the scoring weights and tier thresholds are stored as configuration values in the database rather than written into the program code, so that a change in the balance between skills, education, and experience is a change of setting rather than a redevelopment. This makes Agile a practical and realistic choice for a capstone project where requirements may evolve during development.</w:t>
+        <w:t>The system was developed using the Waterfall model, also called the linear sequential model, one of the software process models set out by Pressman (2014). The researchers chose it because it matches how this study is actually carried out. The evaluation of the system is a research instrument administered to respondents, not a development activity: it needs a finished system to evaluate, it needs the same finished system for every respondent, and it happens once. A model in which the design changes in response to user feedback partway through would mean different respondents rated different versions, and the ratings could not honestly be averaged together. Each phase is therefore completed before the next begins, and the system is finished before a single evaluation instrument is issued.</w:t>
       </w:r>
     </w:p>
     <w:p>
@@ -3533,7 +3532,7 @@
           <w:sz w:val="24"/>
           <w:szCs w:val="24"/>
         </w:rPr>
-        <w:t xml:space="preserve">The development will go through five phases. The first phase is planning and requirements, where the researchers map out what the system needs to do — covering the resume building side, the job posting and application side, the administrative side, and the matching feature — and identify what the target user groups actually need from the system. The second phase is system design, where everything gets planned before any code is written: the interface layouts for all three account types, the database structure for storing user, resume, company, job posting, and application data, and the design of the matching algorithm, including which resume fields are compared against which posting requirements and how the compatibility score is weighted. The third phase is development, where the actual building happens — the resume builder, the step-by-step guidance, the formats and designs, the export functions, the job posting and application modules, the application tracking feature, the recruiter dashboard, the administrative module for recruiter approval and department assignment, and the ATS-inspired matching engine are all coded and integrated during this phase. The fourth phase is testing and quality assurance, where the completed system is checked thoroughly for bugs, usability issues, and overall reliability using the ISO 25010 standard, where the outputs of the matching feature are reviewed against expected results using test resumes and test postings, and where automated regression tests are written so that a defect corrected once cannot silently return. The fifth and final phase is deployment, where the system is launched and actual users from both groups get to try it out through user acceptance testing, giving the researchers real feedback on how the system performs in practice.</w:t>
+        <w:t>Development goes through five phases. The first phase is planning and requirements, where the researchers map out what the system needs to do — covering the resume building side, the job posting and application side, the administrative side, and the matching feature — and identify what the target user groups actually need from the system. The second phase is system design, where everything gets planned before any code is written: the interface layouts for all three account types, the database structure for storing user, resume, company, job posting, and application data, and the design of the matching algorithm, including which resume fields are compared against which posting requirements and how the compatibility score is weighted. The third phase is development, where the actual building happens — the resume builder, the step-by-step guidance, the formats and designs, the export functions, the job posting and application modules, the application tracking feature, the recruiter dashboard, the administrative module for recruiter approval and department assignment, and the ATS-inspired matching engine are all coded and integrated during this phase. The fourth phase is testing and quality assurance, where the completed system is checked thoroughly for bugs, usability issues, and overall reliability using the ISO 25010 standard, where the outputs of the matching feature are reviewed against expected results using test resumes and test postings, and where automated regression tests are written so that a defect corrected once cannot silently return. The fifth and final phase is deployment, where the system is launched and actual users from both groups get to try it out through user acceptance testing, giving the researchers real feedback on how the system performs in practice.</w:t>
       </w:r>
     </w:p>
     <w:p>
@@ -3549,7 +3548,7 @@
           <w:sz w:val="24"/>
           <w:szCs w:val="24"/>
         </w:rPr>
-        <w:t xml:space="preserve">The dashed arrow going back to Phase 1 in Figure 2 represents the feedback loop, which is one of the defining features of the Agile approach. If something does not work as expected during testing or after deployment — for example, if the matching scores do not align with how recruiters would actually rank the same applicants — the team goes back, adjusts the design, and runs through the cycle again rather than leaving the problem unresolved. This back-and-forth process is what makes Agile well-suited for building a system like this, where user feedback plays a big role in shaping the final output.</w:t>
+        <w:t>Figure 2 shows the phases running in one direction, because that is the order they were carried out in. There is no loop back from evaluation to design. This is a constraint accepted for a research reason rather than a preference: a fault the evaluation reveals cannot be repaired and re-rated within this study, because a repaired system is no longer the system earlier respondents rated. Such findings are reported as findings, and any repair belongs to work after the study. Two things soften that cost. Correctness is established before the evaluation rather than by it, through 232 automated tests across eleven suites. And the scoring weights and tier thresholds are stored as database rows rather than written into the program, so the balance between skills, education and experience can be retuned without redeveloping anything — a change of setting, not a change of design.</w:t>
       </w:r>
     </w:p>
     <w:p>
@@ -3587,7 +3586,7 @@
           <w:sz w:val="24"/>
           <w:szCs w:val="24"/>
         </w:rPr>
-        <w:t xml:space="preserve">Agile Model</w:t>
+        <w:t>Waterfall Model</w:t>
       </w:r>
     </w:p>
     <w:p>
